--- a/reports/projects/3.7_Report.docx
+++ b/reports/projects/3.7_Report.docx
@@ -64,7 +64,7 @@
           <w:szCs w:val="19"/>
           <w:rFonts w:ascii="Cambria" w:cs="Cambria" w:eastAsia="Cambria" w:hAnsi="Cambria"/>
         </w:rPr>
-        <w:t xml:space="preserve">July 22, 2026</w:t>
+        <w:t xml:space="preserve">July 23, 2026</w:t>
       </w:r>
     </w:p>
     <w:tbl>
@@ -1060,7 +1060,7 @@
         <w:szCs w:val="14"/>
         <w:rFonts w:ascii="Cambria" w:cs="Cambria" w:eastAsia="Cambria" w:hAnsi="Cambria"/>
       </w:rPr>
-      <w:t xml:space="preserve">Generated July 22, 2026  |  California Community Colleges  |  CPL Initiative</w:t>
+      <w:t xml:space="preserve">Generated July 23, 2026  |  California Community Colleges  |  CPL Initiative</w:t>
     </w:r>
     <w:r>
       <w:rPr>

--- a/reports/projects/3.7_Report.docx
+++ b/reports/projects/3.7_Report.docx
@@ -64,7 +64,7 @@
           <w:szCs w:val="19"/>
           <w:rFonts w:ascii="Cambria" w:cs="Cambria" w:eastAsia="Cambria" w:hAnsi="Cambria"/>
         </w:rPr>
-        <w:t xml:space="preserve">July 23, 2026</w:t>
+        <w:t xml:space="preserve">July 24, 2026</w:t>
       </w:r>
     </w:p>
     <w:tbl>
@@ -1060,7 +1060,7 @@
         <w:szCs w:val="14"/>
         <w:rFonts w:ascii="Cambria" w:cs="Cambria" w:eastAsia="Cambria" w:hAnsi="Cambria"/>
       </w:rPr>
-      <w:t xml:space="preserve">Generated July 23, 2026  |  California Community Colleges  |  CPL Initiative</w:t>
+      <w:t xml:space="preserve">Generated July 24, 2026  |  California Community Colleges  |  CPL Initiative</w:t>
     </w:r>
     <w:r>
       <w:rPr>

--- a/reports/projects/3.7_Report.docx
+++ b/reports/projects/3.7_Report.docx
@@ -64,7 +64,7 @@
           <w:szCs w:val="19"/>
           <w:rFonts w:ascii="Cambria" w:cs="Cambria" w:eastAsia="Cambria" w:hAnsi="Cambria"/>
         </w:rPr>
-        <w:t xml:space="preserve">July 24, 2026</w:t>
+        <w:t xml:space="preserve">July 25, 2026</w:t>
       </w:r>
     </w:p>
     <w:tbl>
@@ -1060,7 +1060,7 @@
         <w:szCs w:val="14"/>
         <w:rFonts w:ascii="Cambria" w:cs="Cambria" w:eastAsia="Cambria" w:hAnsi="Cambria"/>
       </w:rPr>
-      <w:t xml:space="preserve">Generated July 24, 2026  |  California Community Colleges  |  CPL Initiative</w:t>
+      <w:t xml:space="preserve">Generated July 25, 2026  |  California Community Colleges  |  CPL Initiative</w:t>
     </w:r>
     <w:r>
       <w:rPr>

--- a/reports/projects/3.7_Report.docx
+++ b/reports/projects/3.7_Report.docx
@@ -64,7 +64,7 @@
           <w:szCs w:val="19"/>
           <w:rFonts w:ascii="Cambria" w:cs="Cambria" w:eastAsia="Cambria" w:hAnsi="Cambria"/>
         </w:rPr>
-        <w:t xml:space="preserve">July 25, 2026</w:t>
+        <w:t xml:space="preserve">July 26, 2026</w:t>
       </w:r>
     </w:p>
     <w:tbl>
@@ -1060,7 +1060,7 @@
         <w:szCs w:val="14"/>
         <w:rFonts w:ascii="Cambria" w:cs="Cambria" w:eastAsia="Cambria" w:hAnsi="Cambria"/>
       </w:rPr>
-      <w:t xml:space="preserve">Generated July 25, 2026  |  California Community Colleges  |  CPL Initiative</w:t>
+      <w:t xml:space="preserve">Generated July 26, 2026  |  California Community Colleges  |  CPL Initiative</w:t>
     </w:r>
     <w:r>
       <w:rPr>

--- a/reports/projects/3.7_Report.docx
+++ b/reports/projects/3.7_Report.docx
@@ -64,7 +64,7 @@
           <w:szCs w:val="19"/>
           <w:rFonts w:ascii="Cambria" w:cs="Cambria" w:eastAsia="Cambria" w:hAnsi="Cambria"/>
         </w:rPr>
-        <w:t xml:space="preserve">July 26, 2026</w:t>
+        <w:t xml:space="preserve">July 27, 2026</w:t>
       </w:r>
     </w:p>
     <w:tbl>
@@ -1060,7 +1060,7 @@
         <w:szCs w:val="14"/>
         <w:rFonts w:ascii="Cambria" w:cs="Cambria" w:eastAsia="Cambria" w:hAnsi="Cambria"/>
       </w:rPr>
-      <w:t xml:space="preserve">Generated July 26, 2026  |  California Community Colleges  |  CPL Initiative</w:t>
+      <w:t xml:space="preserve">Generated July 27, 2026  |  California Community Colleges  |  CPL Initiative</w:t>
     </w:r>
     <w:r>
       <w:rPr>

--- a/reports/projects/3.7_Report.docx
+++ b/reports/projects/3.7_Report.docx
@@ -64,7 +64,7 @@
           <w:szCs w:val="19"/>
           <w:rFonts w:ascii="Cambria" w:cs="Cambria" w:eastAsia="Cambria" w:hAnsi="Cambria"/>
         </w:rPr>
-        <w:t xml:space="preserve">July 27, 2026</w:t>
+        <w:t xml:space="preserve">July 28, 2026</w:t>
       </w:r>
     </w:p>
     <w:tbl>
@@ -1060,7 +1060,7 @@
         <w:szCs w:val="14"/>
         <w:rFonts w:ascii="Cambria" w:cs="Cambria" w:eastAsia="Cambria" w:hAnsi="Cambria"/>
       </w:rPr>
-      <w:t xml:space="preserve">Generated July 27, 2026  |  California Community Colleges  |  CPL Initiative</w:t>
+      <w:t xml:space="preserve">Generated July 28, 2026  |  California Community Colleges  |  CPL Initiative</w:t>
     </w:r>
     <w:r>
       <w:rPr>

--- a/reports/projects/3.7_Report.docx
+++ b/reports/projects/3.7_Report.docx
@@ -64,7 +64,7 @@
           <w:szCs w:val="19"/>
           <w:rFonts w:ascii="Cambria" w:cs="Cambria" w:eastAsia="Cambria" w:hAnsi="Cambria"/>
         </w:rPr>
-        <w:t xml:space="preserve">July 28, 2026</w:t>
+        <w:t xml:space="preserve">July 29, 2026</w:t>
       </w:r>
     </w:p>
     <w:tbl>
@@ -1060,7 +1060,7 @@
         <w:szCs w:val="14"/>
         <w:rFonts w:ascii="Cambria" w:cs="Cambria" w:eastAsia="Cambria" w:hAnsi="Cambria"/>
       </w:rPr>
-      <w:t xml:space="preserve">Generated July 28, 2026  |  California Community Colleges  |  CPL Initiative</w:t>
+      <w:t xml:space="preserve">Generated July 29, 2026  |  California Community Colleges  |  CPL Initiative</w:t>
     </w:r>
     <w:r>
       <w:rPr>

--- a/reports/projects/3.7_Report.docx
+++ b/reports/projects/3.7_Report.docx
@@ -64,7 +64,7 @@
           <w:szCs w:val="19"/>
           <w:rFonts w:ascii="Cambria" w:cs="Cambria" w:eastAsia="Cambria" w:hAnsi="Cambria"/>
         </w:rPr>
-        <w:t xml:space="preserve">July 29, 2026</w:t>
+        <w:t xml:space="preserve">July 30, 2026</w:t>
       </w:r>
     </w:p>
     <w:tbl>
@@ -1060,7 +1060,7 @@
         <w:szCs w:val="14"/>
         <w:rFonts w:ascii="Cambria" w:cs="Cambria" w:eastAsia="Cambria" w:hAnsi="Cambria"/>
       </w:rPr>
-      <w:t xml:space="preserve">Generated July 29, 2026  |  California Community Colleges  |  CPL Initiative</w:t>
+      <w:t xml:space="preserve">Generated July 30, 2026  |  California Community Colleges  |  CPL Initiative</w:t>
     </w:r>
     <w:r>
       <w:rPr>

--- a/reports/projects/3.7_Report.docx
+++ b/reports/projects/3.7_Report.docx
@@ -64,7 +64,7 @@
           <w:szCs w:val="19"/>
           <w:rFonts w:ascii="Cambria" w:cs="Cambria" w:eastAsia="Cambria" w:hAnsi="Cambria"/>
         </w:rPr>
-        <w:t xml:space="preserve">July 30, 2026</w:t>
+        <w:t xml:space="preserve">July 31, 2026</w:t>
       </w:r>
     </w:p>
     <w:tbl>
@@ -1060,7 +1060,7 @@
         <w:szCs w:val="14"/>
         <w:rFonts w:ascii="Cambria" w:cs="Cambria" w:eastAsia="Cambria" w:hAnsi="Cambria"/>
       </w:rPr>
-      <w:t xml:space="preserve">Generated July 30, 2026  |  California Community Colleges  |  CPL Initiative</w:t>
+      <w:t xml:space="preserve">Generated July 31, 2026  |  California Community Colleges  |  CPL Initiative</w:t>
     </w:r>
     <w:r>
       <w:rPr>

--- a/reports/projects/3.7_Report.docx
+++ b/reports/projects/3.7_Report.docx
@@ -64,7 +64,7 @@
           <w:szCs w:val="19"/>
           <w:rFonts w:ascii="Cambria" w:cs="Cambria" w:eastAsia="Cambria" w:hAnsi="Cambria"/>
         </w:rPr>
-        <w:t xml:space="preserve">July 31, 2026</w:t>
+        <w:t xml:space="preserve">August 1, 2026</w:t>
       </w:r>
     </w:p>
     <w:tbl>
@@ -1060,7 +1060,7 @@
         <w:szCs w:val="14"/>
         <w:rFonts w:ascii="Cambria" w:cs="Cambria" w:eastAsia="Cambria" w:hAnsi="Cambria"/>
       </w:rPr>
-      <w:t xml:space="preserve">Generated July 31, 2026  |  California Community Colleges  |  CPL Initiative</w:t>
+      <w:t xml:space="preserve">Generated August 1, 2026  |  California Community Colleges  |  CPL Initiative</w:t>
     </w:r>
     <w:r>
       <w:rPr>

--- a/reports/projects/3.7_Report.docx
+++ b/reports/projects/3.7_Report.docx
@@ -64,7 +64,7 @@
           <w:szCs w:val="19"/>
           <w:rFonts w:ascii="Cambria" w:cs="Cambria" w:eastAsia="Cambria" w:hAnsi="Cambria"/>
         </w:rPr>
-        <w:t xml:space="preserve">August 1, 2026</w:t>
+        <w:t xml:space="preserve">August 2, 2026</w:t>
       </w:r>
     </w:p>
     <w:tbl>
@@ -1060,7 +1060,7 @@
         <w:szCs w:val="14"/>
         <w:rFonts w:ascii="Cambria" w:cs="Cambria" w:eastAsia="Cambria" w:hAnsi="Cambria"/>
       </w:rPr>
-      <w:t xml:space="preserve">Generated August 1, 2026  |  California Community Colleges  |  CPL Initiative</w:t>
+      <w:t xml:space="preserve">Generated August 2, 2026  |  California Community Colleges  |  CPL Initiative</w:t>
     </w:r>
     <w:r>
       <w:rPr>

--- a/reports/projects/3.7_Report.docx
+++ b/reports/projects/3.7_Report.docx
@@ -64,7 +64,7 @@
           <w:szCs w:val="19"/>
           <w:rFonts w:ascii="Cambria" w:cs="Cambria" w:eastAsia="Cambria" w:hAnsi="Cambria"/>
         </w:rPr>
-        <w:t xml:space="preserve">August 2, 2026</w:t>
+        <w:t xml:space="preserve">August 3, 2026</w:t>
       </w:r>
     </w:p>
     <w:tbl>
@@ -1060,7 +1060,7 @@
         <w:szCs w:val="14"/>
         <w:rFonts w:ascii="Cambria" w:cs="Cambria" w:eastAsia="Cambria" w:hAnsi="Cambria"/>
       </w:rPr>
-      <w:t xml:space="preserve">Generated August 2, 2026  |  California Community Colleges  |  CPL Initiative</w:t>
+      <w:t xml:space="preserve">Generated August 3, 2026  |  California Community Colleges  |  CPL Initiative</w:t>
     </w:r>
     <w:r>
       <w:rPr>

--- a/reports/projects/3.7_Report.docx
+++ b/reports/projects/3.7_Report.docx
@@ -64,7 +64,7 @@
           <w:szCs w:val="19"/>
           <w:rFonts w:ascii="Cambria" w:cs="Cambria" w:eastAsia="Cambria" w:hAnsi="Cambria"/>
         </w:rPr>
-        <w:t xml:space="preserve">August 3, 2026</w:t>
+        <w:t xml:space="preserve">August 4, 2026</w:t>
       </w:r>
     </w:p>
     <w:tbl>
@@ -1060,7 +1060,7 @@
         <w:szCs w:val="14"/>
         <w:rFonts w:ascii="Cambria" w:cs="Cambria" w:eastAsia="Cambria" w:hAnsi="Cambria"/>
       </w:rPr>
-      <w:t xml:space="preserve">Generated August 3, 2026  |  California Community Colleges  |  CPL Initiative</w:t>
+      <w:t xml:space="preserve">Generated August 4, 2026  |  California Community Colleges  |  CPL Initiative</w:t>
     </w:r>
     <w:r>
       <w:rPr>

--- a/reports/projects/3.7_Report.docx
+++ b/reports/projects/3.7_Report.docx
@@ -64,7 +64,7 @@
           <w:szCs w:val="19"/>
           <w:rFonts w:ascii="Cambria" w:cs="Cambria" w:eastAsia="Cambria" w:hAnsi="Cambria"/>
         </w:rPr>
-        <w:t xml:space="preserve">August 4, 2026</w:t>
+        <w:t xml:space="preserve">August 5, 2026</w:t>
       </w:r>
     </w:p>
     <w:tbl>
@@ -1060,7 +1060,7 @@
         <w:szCs w:val="14"/>
         <w:rFonts w:ascii="Cambria" w:cs="Cambria" w:eastAsia="Cambria" w:hAnsi="Cambria"/>
       </w:rPr>
-      <w:t xml:space="preserve">Generated August 4, 2026  |  California Community Colleges  |  CPL Initiative</w:t>
+      <w:t xml:space="preserve">Generated August 5, 2026  |  California Community Colleges  |  CPL Initiative</w:t>
     </w:r>
     <w:r>
       <w:rPr>

--- a/reports/projects/3.7_Report.docx
+++ b/reports/projects/3.7_Report.docx
@@ -64,7 +64,7 @@
           <w:szCs w:val="19"/>
           <w:rFonts w:ascii="Cambria" w:cs="Cambria" w:eastAsia="Cambria" w:hAnsi="Cambria"/>
         </w:rPr>
-        <w:t xml:space="preserve">August 5, 2026</w:t>
+        <w:t xml:space="preserve">August 6, 2026</w:t>
       </w:r>
     </w:p>
     <w:tbl>
@@ -1060,7 +1060,7 @@
         <w:szCs w:val="14"/>
         <w:rFonts w:ascii="Cambria" w:cs="Cambria" w:eastAsia="Cambria" w:hAnsi="Cambria"/>
       </w:rPr>
-      <w:t xml:space="preserve">Generated August 5, 2026  |  California Community Colleges  |  CPL Initiative</w:t>
+      <w:t xml:space="preserve">Generated August 6, 2026  |  California Community Colleges  |  CPL Initiative</w:t>
     </w:r>
     <w:r>
       <w:rPr>

--- a/reports/projects/3.7_Report.docx
+++ b/reports/projects/3.7_Report.docx
@@ -64,7 +64,7 @@
           <w:szCs w:val="19"/>
           <w:rFonts w:ascii="Cambria" w:cs="Cambria" w:eastAsia="Cambria" w:hAnsi="Cambria"/>
         </w:rPr>
-        <w:t xml:space="preserve">August 6, 2026</w:t>
+        <w:t xml:space="preserve">August 7, 2026</w:t>
       </w:r>
     </w:p>
     <w:tbl>
@@ -1060,7 +1060,7 @@
         <w:szCs w:val="14"/>
         <w:rFonts w:ascii="Cambria" w:cs="Cambria" w:eastAsia="Cambria" w:hAnsi="Cambria"/>
       </w:rPr>
-      <w:t xml:space="preserve">Generated August 6, 2026  |  California Community Colleges  |  CPL Initiative</w:t>
+      <w:t xml:space="preserve">Generated August 7, 2026  |  California Community Colleges  |  CPL Initiative</w:t>
     </w:r>
     <w:r>
       <w:rPr>

--- a/reports/projects/3.7_Report.docx
+++ b/reports/projects/3.7_Report.docx
@@ -64,7 +64,7 @@
           <w:szCs w:val="19"/>
           <w:rFonts w:ascii="Cambria" w:cs="Cambria" w:eastAsia="Cambria" w:hAnsi="Cambria"/>
         </w:rPr>
-        <w:t xml:space="preserve">August 7, 2026</w:t>
+        <w:t xml:space="preserve">August 8, 2026</w:t>
       </w:r>
     </w:p>
     <w:tbl>
@@ -1060,7 +1060,7 @@
         <w:szCs w:val="14"/>
         <w:rFonts w:ascii="Cambria" w:cs="Cambria" w:eastAsia="Cambria" w:hAnsi="Cambria"/>
       </w:rPr>
-      <w:t xml:space="preserve">Generated August 7, 2026  |  California Community Colleges  |  CPL Initiative</w:t>
+      <w:t xml:space="preserve">Generated August 8, 2026  |  California Community Colleges  |  CPL Initiative</w:t>
     </w:r>
     <w:r>
       <w:rPr>

--- a/reports/projects/3.7_Report.docx
+++ b/reports/projects/3.7_Report.docx
@@ -64,7 +64,7 @@
           <w:szCs w:val="19"/>
           <w:rFonts w:ascii="Cambria" w:cs="Cambria" w:eastAsia="Cambria" w:hAnsi="Cambria"/>
         </w:rPr>
-        <w:t xml:space="preserve">August 8, 2026</w:t>
+        <w:t xml:space="preserve">August 9, 2026</w:t>
       </w:r>
     </w:p>
     <w:tbl>
@@ -1060,7 +1060,7 @@
         <w:szCs w:val="14"/>
         <w:rFonts w:ascii="Cambria" w:cs="Cambria" w:eastAsia="Cambria" w:hAnsi="Cambria"/>
       </w:rPr>
-      <w:t xml:space="preserve">Generated August 8, 2026  |  California Community Colleges  |  CPL Initiative</w:t>
+      <w:t xml:space="preserve">Generated August 9, 2026  |  California Community Colleges  |  CPL Initiative</w:t>
     </w:r>
     <w:r>
       <w:rPr>

--- a/reports/projects/3.7_Report.docx
+++ b/reports/projects/3.7_Report.docx
@@ -64,7 +64,7 @@
           <w:szCs w:val="19"/>
           <w:rFonts w:ascii="Cambria" w:cs="Cambria" w:eastAsia="Cambria" w:hAnsi="Cambria"/>
         </w:rPr>
-        <w:t xml:space="preserve">August 9, 2026</w:t>
+        <w:t xml:space="preserve">August 10, 2026</w:t>
       </w:r>
     </w:p>
     <w:tbl>
@@ -1060,7 +1060,7 @@
         <w:szCs w:val="14"/>
         <w:rFonts w:ascii="Cambria" w:cs="Cambria" w:eastAsia="Cambria" w:hAnsi="Cambria"/>
       </w:rPr>
-      <w:t xml:space="preserve">Generated August 9, 2026  |  California Community Colleges  |  CPL Initiative</w:t>
+      <w:t xml:space="preserve">Generated August 10, 2026  |  California Community Colleges  |  CPL Initiative</w:t>
     </w:r>
     <w:r>
       <w:rPr>

--- a/reports/projects/3.7_Report.docx
+++ b/reports/projects/3.7_Report.docx
@@ -64,7 +64,7 @@
           <w:szCs w:val="19"/>
           <w:rFonts w:ascii="Cambria" w:cs="Cambria" w:eastAsia="Cambria" w:hAnsi="Cambria"/>
         </w:rPr>
-        <w:t xml:space="preserve">August 10, 2026</w:t>
+        <w:t xml:space="preserve">August 11, 2026</w:t>
       </w:r>
     </w:p>
     <w:tbl>
@@ -1060,7 +1060,7 @@
         <w:szCs w:val="14"/>
         <w:rFonts w:ascii="Cambria" w:cs="Cambria" w:eastAsia="Cambria" w:hAnsi="Cambria"/>
       </w:rPr>
-      <w:t xml:space="preserve">Generated August 10, 2026  |  California Community Colleges  |  CPL Initiative</w:t>
+      <w:t xml:space="preserve">Generated August 11, 2026  |  California Community Colleges  |  CPL Initiative</w:t>
     </w:r>
     <w:r>
       <w:rPr>

--- a/reports/projects/3.7_Report.docx
+++ b/reports/projects/3.7_Report.docx
@@ -64,7 +64,7 @@
           <w:szCs w:val="19"/>
           <w:rFonts w:ascii="Cambria" w:cs="Cambria" w:eastAsia="Cambria" w:hAnsi="Cambria"/>
         </w:rPr>
-        <w:t xml:space="preserve">August 11, 2026</w:t>
+        <w:t xml:space="preserve">August 12, 2026</w:t>
       </w:r>
     </w:p>
     <w:tbl>
@@ -1060,7 +1060,7 @@
         <w:szCs w:val="14"/>
         <w:rFonts w:ascii="Cambria" w:cs="Cambria" w:eastAsia="Cambria" w:hAnsi="Cambria"/>
       </w:rPr>
-      <w:t xml:space="preserve">Generated August 11, 2026  |  California Community Colleges  |  CPL Initiative</w:t>
+      <w:t xml:space="preserve">Generated August 12, 2026  |  California Community Colleges  |  CPL Initiative</w:t>
     </w:r>
     <w:r>
       <w:rPr>

--- a/reports/projects/3.7_Report.docx
+++ b/reports/projects/3.7_Report.docx
@@ -64,7 +64,7 @@
           <w:szCs w:val="19"/>
           <w:rFonts w:ascii="Cambria" w:cs="Cambria" w:eastAsia="Cambria" w:hAnsi="Cambria"/>
         </w:rPr>
-        <w:t xml:space="preserve">August 12, 2026</w:t>
+        <w:t xml:space="preserve">August 13, 2026</w:t>
       </w:r>
     </w:p>
     <w:tbl>
@@ -1060,7 +1060,7 @@
         <w:szCs w:val="14"/>
         <w:rFonts w:ascii="Cambria" w:cs="Cambria" w:eastAsia="Cambria" w:hAnsi="Cambria"/>
       </w:rPr>
-      <w:t xml:space="preserve">Generated August 12, 2026  |  California Community Colleges  |  CPL Initiative</w:t>
+      <w:t xml:space="preserve">Generated August 13, 2026  |  California Community Colleges  |  CPL Initiative</w:t>
     </w:r>
     <w:r>
       <w:rPr>

--- a/reports/projects/3.7_Report.docx
+++ b/reports/projects/3.7_Report.docx
@@ -64,7 +64,7 @@
           <w:szCs w:val="19"/>
           <w:rFonts w:ascii="Cambria" w:cs="Cambria" w:eastAsia="Cambria" w:hAnsi="Cambria"/>
         </w:rPr>
-        <w:t xml:space="preserve">August 13, 2026</w:t>
+        <w:t xml:space="preserve">August 14, 2026</w:t>
       </w:r>
     </w:p>
     <w:tbl>
@@ -1060,7 +1060,7 @@
         <w:szCs w:val="14"/>
         <w:rFonts w:ascii="Cambria" w:cs="Cambria" w:eastAsia="Cambria" w:hAnsi="Cambria"/>
       </w:rPr>
-      <w:t xml:space="preserve">Generated August 13, 2026  |  California Community Colleges  |  CPL Initiative</w:t>
+      <w:t xml:space="preserve">Generated August 14, 2026  |  California Community Colleges  |  CPL Initiative</w:t>
     </w:r>
     <w:r>
       <w:rPr>

--- a/reports/projects/3.7_Report.docx
+++ b/reports/projects/3.7_Report.docx
@@ -64,7 +64,7 @@
           <w:szCs w:val="19"/>
           <w:rFonts w:ascii="Cambria" w:cs="Cambria" w:eastAsia="Cambria" w:hAnsi="Cambria"/>
         </w:rPr>
-        <w:t xml:space="preserve">August 14, 2026</w:t>
+        <w:t xml:space="preserve">August 15, 2026</w:t>
       </w:r>
     </w:p>
     <w:tbl>
@@ -1060,7 +1060,7 @@
         <w:szCs w:val="14"/>
         <w:rFonts w:ascii="Cambria" w:cs="Cambria" w:eastAsia="Cambria" w:hAnsi="Cambria"/>
       </w:rPr>
-      <w:t xml:space="preserve">Generated August 14, 2026  |  California Community Colleges  |  CPL Initiative</w:t>
+      <w:t xml:space="preserve">Generated August 15, 2026  |  California Community Colleges  |  CPL Initiative</w:t>
     </w:r>
     <w:r>
       <w:rPr>

--- a/reports/projects/3.7_Report.docx
+++ b/reports/projects/3.7_Report.docx
@@ -64,7 +64,7 @@
           <w:szCs w:val="19"/>
           <w:rFonts w:ascii="Cambria" w:cs="Cambria" w:eastAsia="Cambria" w:hAnsi="Cambria"/>
         </w:rPr>
-        <w:t xml:space="preserve">August 15, 2026</w:t>
+        <w:t xml:space="preserve">August 16, 2026</w:t>
       </w:r>
     </w:p>
     <w:tbl>
@@ -1060,7 +1060,7 @@
         <w:szCs w:val="14"/>
         <w:rFonts w:ascii="Cambria" w:cs="Cambria" w:eastAsia="Cambria" w:hAnsi="Cambria"/>
       </w:rPr>
-      <w:t xml:space="preserve">Generated August 15, 2026  |  California Community Colleges  |  CPL Initiative</w:t>
+      <w:t xml:space="preserve">Generated August 16, 2026  |  California Community Colleges  |  CPL Initiative</w:t>
     </w:r>
     <w:r>
       <w:rPr>

--- a/reports/projects/3.7_Report.docx
+++ b/reports/projects/3.7_Report.docx
@@ -64,7 +64,7 @@
           <w:szCs w:val="19"/>
           <w:rFonts w:ascii="Cambria" w:cs="Cambria" w:eastAsia="Cambria" w:hAnsi="Cambria"/>
         </w:rPr>
-        <w:t xml:space="preserve">August 16, 2026</w:t>
+        <w:t xml:space="preserve">August 17, 2026</w:t>
       </w:r>
     </w:p>
     <w:tbl>
@@ -1060,7 +1060,7 @@
         <w:szCs w:val="14"/>
         <w:rFonts w:ascii="Cambria" w:cs="Cambria" w:eastAsia="Cambria" w:hAnsi="Cambria"/>
       </w:rPr>
-      <w:t xml:space="preserve">Generated August 16, 2026  |  California Community Colleges  |  CPL Initiative</w:t>
+      <w:t xml:space="preserve">Generated August 17, 2026  |  California Community Colleges  |  CPL Initiative</w:t>
     </w:r>
     <w:r>
       <w:rPr>

--- a/reports/projects/3.7_Report.docx
+++ b/reports/projects/3.7_Report.docx
@@ -64,7 +64,7 @@
           <w:szCs w:val="19"/>
           <w:rFonts w:ascii="Cambria" w:cs="Cambria" w:eastAsia="Cambria" w:hAnsi="Cambria"/>
         </w:rPr>
-        <w:t xml:space="preserve">August 17, 2026</w:t>
+        <w:t xml:space="preserve">August 18, 2026</w:t>
       </w:r>
     </w:p>
     <w:tbl>
@@ -1060,7 +1060,7 @@
         <w:szCs w:val="14"/>
         <w:rFonts w:ascii="Cambria" w:cs="Cambria" w:eastAsia="Cambria" w:hAnsi="Cambria"/>
       </w:rPr>
-      <w:t xml:space="preserve">Generated August 17, 2026  |  California Community Colleges  |  CPL Initiative</w:t>
+      <w:t xml:space="preserve">Generated August 18, 2026  |  California Community Colleges  |  CPL Initiative</w:t>
     </w:r>
     <w:r>
       <w:rPr>

--- a/reports/projects/3.7_Report.docx
+++ b/reports/projects/3.7_Report.docx
@@ -64,7 +64,7 @@
           <w:szCs w:val="19"/>
           <w:rFonts w:ascii="Cambria" w:cs="Cambria" w:eastAsia="Cambria" w:hAnsi="Cambria"/>
         </w:rPr>
-        <w:t xml:space="preserve">August 18, 2026</w:t>
+        <w:t xml:space="preserve">August 19, 2026</w:t>
       </w:r>
     </w:p>
     <w:tbl>
@@ -1060,7 +1060,7 @@
         <w:szCs w:val="14"/>
         <w:rFonts w:ascii="Cambria" w:cs="Cambria" w:eastAsia="Cambria" w:hAnsi="Cambria"/>
       </w:rPr>
-      <w:t xml:space="preserve">Generated August 18, 2026  |  California Community Colleges  |  CPL Initiative</w:t>
+      <w:t xml:space="preserve">Generated August 19, 2026  |  California Community Colleges  |  CPL Initiative</w:t>
     </w:r>
     <w:r>
       <w:rPr>

--- a/reports/projects/3.7_Report.docx
+++ b/reports/projects/3.7_Report.docx
@@ -64,7 +64,7 @@
           <w:szCs w:val="19"/>
           <w:rFonts w:ascii="Cambria" w:cs="Cambria" w:eastAsia="Cambria" w:hAnsi="Cambria"/>
         </w:rPr>
-        <w:t xml:space="preserve">August 19, 2026</w:t>
+        <w:t xml:space="preserve">August 20, 2026</w:t>
       </w:r>
     </w:p>
     <w:tbl>
@@ -1060,7 +1060,7 @@
         <w:szCs w:val="14"/>
         <w:rFonts w:ascii="Cambria" w:cs="Cambria" w:eastAsia="Cambria" w:hAnsi="Cambria"/>
       </w:rPr>
-      <w:t xml:space="preserve">Generated August 19, 2026  |  California Community Colleges  |  CPL Initiative</w:t>
+      <w:t xml:space="preserve">Generated August 20, 2026  |  California Community Colleges  |  CPL Initiative</w:t>
     </w:r>
     <w:r>
       <w:rPr>

--- a/reports/projects/3.7_Report.docx
+++ b/reports/projects/3.7_Report.docx
@@ -64,7 +64,7 @@
           <w:szCs w:val="19"/>
           <w:rFonts w:ascii="Cambria" w:cs="Cambria" w:eastAsia="Cambria" w:hAnsi="Cambria"/>
         </w:rPr>
-        <w:t xml:space="preserve">August 20, 2026</w:t>
+        <w:t xml:space="preserve">August 21, 2026</w:t>
       </w:r>
     </w:p>
     <w:tbl>
@@ -1060,7 +1060,7 @@
         <w:szCs w:val="14"/>
         <w:rFonts w:ascii="Cambria" w:cs="Cambria" w:eastAsia="Cambria" w:hAnsi="Cambria"/>
       </w:rPr>
-      <w:t xml:space="preserve">Generated August 20, 2026  |  California Community Colleges  |  CPL Initiative</w:t>
+      <w:t xml:space="preserve">Generated August 21, 2026  |  California Community Colleges  |  CPL Initiative</w:t>
     </w:r>
     <w:r>
       <w:rPr>

--- a/reports/projects/3.7_Report.docx
+++ b/reports/projects/3.7_Report.docx
@@ -64,7 +64,7 @@
           <w:szCs w:val="19"/>
           <w:rFonts w:ascii="Cambria" w:cs="Cambria" w:eastAsia="Cambria" w:hAnsi="Cambria"/>
         </w:rPr>
-        <w:t xml:space="preserve">August 21, 2026</w:t>
+        <w:t xml:space="preserve">August 22, 2026</w:t>
       </w:r>
     </w:p>
     <w:tbl>
@@ -1060,7 +1060,7 @@
         <w:szCs w:val="14"/>
         <w:rFonts w:ascii="Cambria" w:cs="Cambria" w:eastAsia="Cambria" w:hAnsi="Cambria"/>
       </w:rPr>
-      <w:t xml:space="preserve">Generated August 21, 2026  |  California Community Colleges  |  CPL Initiative</w:t>
+      <w:t xml:space="preserve">Generated August 22, 2026  |  California Community Colleges  |  CPL Initiative</w:t>
     </w:r>
     <w:r>
       <w:rPr>

--- a/reports/projects/3.7_Report.docx
+++ b/reports/projects/3.7_Report.docx
@@ -64,7 +64,7 @@
           <w:szCs w:val="19"/>
           <w:rFonts w:ascii="Cambria" w:cs="Cambria" w:eastAsia="Cambria" w:hAnsi="Cambria"/>
         </w:rPr>
-        <w:t xml:space="preserve">August 22, 2026</w:t>
+        <w:t xml:space="preserve">August 23, 2026</w:t>
       </w:r>
     </w:p>
     <w:tbl>
@@ -1060,7 +1060,7 @@
         <w:szCs w:val="14"/>
         <w:rFonts w:ascii="Cambria" w:cs="Cambria" w:eastAsia="Cambria" w:hAnsi="Cambria"/>
       </w:rPr>
-      <w:t xml:space="preserve">Generated August 22, 2026  |  California Community Colleges  |  CPL Initiative</w:t>
+      <w:t xml:space="preserve">Generated August 23, 2026  |  California Community Colleges  |  CPL Initiative</w:t>
     </w:r>
     <w:r>
       <w:rPr>

--- a/reports/projects/3.7_Report.docx
+++ b/reports/projects/3.7_Report.docx
@@ -64,7 +64,7 @@
           <w:szCs w:val="19"/>
           <w:rFonts w:ascii="Cambria" w:cs="Cambria" w:eastAsia="Cambria" w:hAnsi="Cambria"/>
         </w:rPr>
-        <w:t xml:space="preserve">August 23, 2026</w:t>
+        <w:t xml:space="preserve">August 24, 2026</w:t>
       </w:r>
     </w:p>
     <w:tbl>
@@ -1060,7 +1060,7 @@
         <w:szCs w:val="14"/>
         <w:rFonts w:ascii="Cambria" w:cs="Cambria" w:eastAsia="Cambria" w:hAnsi="Cambria"/>
       </w:rPr>
-      <w:t xml:space="preserve">Generated August 23, 2026  |  California Community Colleges  |  CPL Initiative</w:t>
+      <w:t xml:space="preserve">Generated August 24, 2026  |  California Community Colleges  |  CPL Initiative</w:t>
     </w:r>
     <w:r>
       <w:rPr>

--- a/reports/projects/3.7_Report.docx
+++ b/reports/projects/3.7_Report.docx
@@ -64,7 +64,7 @@
           <w:szCs w:val="19"/>
           <w:rFonts w:ascii="Cambria" w:cs="Cambria" w:eastAsia="Cambria" w:hAnsi="Cambria"/>
         </w:rPr>
-        <w:t xml:space="preserve">August 24, 2026</w:t>
+        <w:t xml:space="preserve">August 25, 2026</w:t>
       </w:r>
     </w:p>
     <w:tbl>
@@ -1060,7 +1060,7 @@
         <w:szCs w:val="14"/>
         <w:rFonts w:ascii="Cambria" w:cs="Cambria" w:eastAsia="Cambria" w:hAnsi="Cambria"/>
       </w:rPr>
-      <w:t xml:space="preserve">Generated August 24, 2026  |  California Community Colleges  |  CPL Initiative</w:t>
+      <w:t xml:space="preserve">Generated August 25, 2026  |  California Community Colleges  |  CPL Initiative</w:t>
     </w:r>
     <w:r>
       <w:rPr>

--- a/reports/projects/3.7_Report.docx
+++ b/reports/projects/3.7_Report.docx
@@ -64,7 +64,7 @@
           <w:szCs w:val="19"/>
           <w:rFonts w:ascii="Cambria" w:cs="Cambria" w:eastAsia="Cambria" w:hAnsi="Cambria"/>
         </w:rPr>
-        <w:t xml:space="preserve">August 25, 2026</w:t>
+        <w:t xml:space="preserve">August 26, 2026</w:t>
       </w:r>
     </w:p>
     <w:tbl>
@@ -1060,7 +1060,7 @@
         <w:szCs w:val="14"/>
         <w:rFonts w:ascii="Cambria" w:cs="Cambria" w:eastAsia="Cambria" w:hAnsi="Cambria"/>
       </w:rPr>
-      <w:t xml:space="preserve">Generated August 25, 2026  |  California Community Colleges  |  CPL Initiative</w:t>
+      <w:t xml:space="preserve">Generated August 26, 2026  |  California Community Colleges  |  CPL Initiative</w:t>
     </w:r>
     <w:r>
       <w:rPr>

--- a/reports/projects/3.7_Report.docx
+++ b/reports/projects/3.7_Report.docx
@@ -64,7 +64,7 @@
           <w:szCs w:val="19"/>
           <w:rFonts w:ascii="Cambria" w:cs="Cambria" w:eastAsia="Cambria" w:hAnsi="Cambria"/>
         </w:rPr>
-        <w:t xml:space="preserve">August 26, 2026</w:t>
+        <w:t xml:space="preserve">August 27, 2026</w:t>
       </w:r>
     </w:p>
     <w:tbl>
@@ -1060,7 +1060,7 @@
         <w:szCs w:val="14"/>
         <w:rFonts w:ascii="Cambria" w:cs="Cambria" w:eastAsia="Cambria" w:hAnsi="Cambria"/>
       </w:rPr>
-      <w:t xml:space="preserve">Generated August 26, 2026  |  California Community Colleges  |  CPL Initiative</w:t>
+      <w:t xml:space="preserve">Generated August 27, 2026  |  California Community Colleges  |  CPL Initiative</w:t>
     </w:r>
     <w:r>
       <w:rPr>

--- a/reports/projects/3.7_Report.docx
+++ b/reports/projects/3.7_Report.docx
@@ -64,7 +64,7 @@
           <w:szCs w:val="19"/>
           <w:rFonts w:ascii="Cambria" w:cs="Cambria" w:eastAsia="Cambria" w:hAnsi="Cambria"/>
         </w:rPr>
-        <w:t xml:space="preserve">August 27, 2026</w:t>
+        <w:t xml:space="preserve">August 28, 2026</w:t>
       </w:r>
     </w:p>
     <w:tbl>
@@ -1060,7 +1060,7 @@
         <w:szCs w:val="14"/>
         <w:rFonts w:ascii="Cambria" w:cs="Cambria" w:eastAsia="Cambria" w:hAnsi="Cambria"/>
       </w:rPr>
-      <w:t xml:space="preserve">Generated August 27, 2026  |  California Community Colleges  |  CPL Initiative</w:t>
+      <w:t xml:space="preserve">Generated August 28, 2026  |  California Community Colleges  |  CPL Initiative</w:t>
     </w:r>
     <w:r>
       <w:rPr>

--- a/reports/projects/3.7_Report.docx
+++ b/reports/projects/3.7_Report.docx
@@ -64,7 +64,7 @@
           <w:szCs w:val="19"/>
           <w:rFonts w:ascii="Cambria" w:cs="Cambria" w:eastAsia="Cambria" w:hAnsi="Cambria"/>
         </w:rPr>
-        <w:t xml:space="preserve">August 28, 2026</w:t>
+        <w:t xml:space="preserve">August 29, 2026</w:t>
       </w:r>
     </w:p>
     <w:tbl>
@@ -1060,7 +1060,7 @@
         <w:szCs w:val="14"/>
         <w:rFonts w:ascii="Cambria" w:cs="Cambria" w:eastAsia="Cambria" w:hAnsi="Cambria"/>
       </w:rPr>
-      <w:t xml:space="preserve">Generated August 28, 2026  |  California Community Colleges  |  CPL Initiative</w:t>
+      <w:t xml:space="preserve">Generated August 29, 2026  |  California Community Colleges  |  CPL Initiative</w:t>
     </w:r>
     <w:r>
       <w:rPr>

--- a/reports/projects/3.7_Report.docx
+++ b/reports/projects/3.7_Report.docx
@@ -64,7 +64,7 @@
           <w:szCs w:val="19"/>
           <w:rFonts w:ascii="Cambria" w:cs="Cambria" w:eastAsia="Cambria" w:hAnsi="Cambria"/>
         </w:rPr>
-        <w:t xml:space="preserve">August 29, 2026</w:t>
+        <w:t xml:space="preserve">August 30, 2026</w:t>
       </w:r>
     </w:p>
     <w:tbl>
@@ -1060,7 +1060,7 @@
         <w:szCs w:val="14"/>
         <w:rFonts w:ascii="Cambria" w:cs="Cambria" w:eastAsia="Cambria" w:hAnsi="Cambria"/>
       </w:rPr>
-      <w:t xml:space="preserve">Generated August 29, 2026  |  California Community Colleges  |  CPL Initiative</w:t>
+      <w:t xml:space="preserve">Generated August 30, 2026  |  California Community Colleges  |  CPL Initiative</w:t>
     </w:r>
     <w:r>
       <w:rPr>

--- a/reports/projects/3.7_Report.docx
+++ b/reports/projects/3.7_Report.docx
@@ -64,7 +64,7 @@
           <w:szCs w:val="19"/>
           <w:rFonts w:ascii="Cambria" w:cs="Cambria" w:eastAsia="Cambria" w:hAnsi="Cambria"/>
         </w:rPr>
-        <w:t xml:space="preserve">August 30, 2026</w:t>
+        <w:t xml:space="preserve">August 31, 2026</w:t>
       </w:r>
     </w:p>
     <w:tbl>
@@ -1060,7 +1060,7 @@
         <w:szCs w:val="14"/>
         <w:rFonts w:ascii="Cambria" w:cs="Cambria" w:eastAsia="Cambria" w:hAnsi="Cambria"/>
       </w:rPr>
-      <w:t xml:space="preserve">Generated August 30, 2026  |  California Community Colleges  |  CPL Initiative</w:t>
+      <w:t xml:space="preserve">Generated August 31, 2026  |  California Community Colleges  |  CPL Initiative</w:t>
     </w:r>
     <w:r>
       <w:rPr>

--- a/reports/projects/3.7_Report.docx
+++ b/reports/projects/3.7_Report.docx
@@ -64,7 +64,7 @@
           <w:szCs w:val="19"/>
           <w:rFonts w:ascii="Cambria" w:cs="Cambria" w:eastAsia="Cambria" w:hAnsi="Cambria"/>
         </w:rPr>
-        <w:t xml:space="preserve">August 31, 2026</w:t>
+        <w:t xml:space="preserve">September 1, 2026</w:t>
       </w:r>
     </w:p>
     <w:tbl>
@@ -1060,7 +1060,7 @@
         <w:szCs w:val="14"/>
         <w:rFonts w:ascii="Cambria" w:cs="Cambria" w:eastAsia="Cambria" w:hAnsi="Cambria"/>
       </w:rPr>
-      <w:t xml:space="preserve">Generated August 31, 2026  |  California Community Colleges  |  CPL Initiative</w:t>
+      <w:t xml:space="preserve">Generated September 1, 2026  |  California Community Colleges  |  CPL Initiative</w:t>
     </w:r>
     <w:r>
       <w:rPr>

--- a/reports/projects/3.7_Report.docx
+++ b/reports/projects/3.7_Report.docx
@@ -64,7 +64,7 @@
           <w:szCs w:val="19"/>
           <w:rFonts w:ascii="Cambria" w:cs="Cambria" w:eastAsia="Cambria" w:hAnsi="Cambria"/>
         </w:rPr>
-        <w:t xml:space="preserve">September 1, 2026</w:t>
+        <w:t xml:space="preserve">September 2, 2026</w:t>
       </w:r>
     </w:p>
     <w:tbl>
@@ -1060,7 +1060,7 @@
         <w:szCs w:val="14"/>
         <w:rFonts w:ascii="Cambria" w:cs="Cambria" w:eastAsia="Cambria" w:hAnsi="Cambria"/>
       </w:rPr>
-      <w:t xml:space="preserve">Generated September 1, 2026  |  California Community Colleges  |  CPL Initiative</w:t>
+      <w:t xml:space="preserve">Generated September 2, 2026  |  California Community Colleges  |  CPL Initiative</w:t>
     </w:r>
     <w:r>
       <w:rPr>

--- a/reports/projects/3.7_Report.docx
+++ b/reports/projects/3.7_Report.docx
@@ -64,7 +64,7 @@
           <w:szCs w:val="19"/>
           <w:rFonts w:ascii="Cambria" w:cs="Cambria" w:eastAsia="Cambria" w:hAnsi="Cambria"/>
         </w:rPr>
-        <w:t xml:space="preserve">September 2, 2026</w:t>
+        <w:t xml:space="preserve">September 3, 2026</w:t>
       </w:r>
     </w:p>
     <w:tbl>
@@ -1060,7 +1060,7 @@
         <w:szCs w:val="14"/>
         <w:rFonts w:ascii="Cambria" w:cs="Cambria" w:eastAsia="Cambria" w:hAnsi="Cambria"/>
       </w:rPr>
-      <w:t xml:space="preserve">Generated September 2, 2026  |  California Community Colleges  |  CPL Initiative</w:t>
+      <w:t xml:space="preserve">Generated September 3, 2026  |  California Community Colleges  |  CPL Initiative</w:t>
     </w:r>
     <w:r>
       <w:rPr>

--- a/reports/projects/3.7_Report.docx
+++ b/reports/projects/3.7_Report.docx
@@ -64,7 +64,7 @@
           <w:szCs w:val="19"/>
           <w:rFonts w:ascii="Cambria" w:cs="Cambria" w:eastAsia="Cambria" w:hAnsi="Cambria"/>
         </w:rPr>
-        <w:t xml:space="preserve">September 3, 2026</w:t>
+        <w:t xml:space="preserve">September 4, 2026</w:t>
       </w:r>
     </w:p>
     <w:tbl>
@@ -1060,7 +1060,7 @@
         <w:szCs w:val="14"/>
         <w:rFonts w:ascii="Cambria" w:cs="Cambria" w:eastAsia="Cambria" w:hAnsi="Cambria"/>
       </w:rPr>
-      <w:t xml:space="preserve">Generated September 3, 2026  |  California Community Colleges  |  CPL Initiative</w:t>
+      <w:t xml:space="preserve">Generated September 4, 2026  |  California Community Colleges  |  CPL Initiative</w:t>
     </w:r>
     <w:r>
       <w:rPr>

--- a/reports/projects/3.7_Report.docx
+++ b/reports/projects/3.7_Report.docx
@@ -64,7 +64,7 @@
           <w:szCs w:val="19"/>
           <w:rFonts w:ascii="Cambria" w:cs="Cambria" w:eastAsia="Cambria" w:hAnsi="Cambria"/>
         </w:rPr>
-        <w:t xml:space="preserve">September 4, 2026</w:t>
+        <w:t xml:space="preserve">September 5, 2026</w:t>
       </w:r>
     </w:p>
     <w:tbl>
@@ -1060,7 +1060,7 @@
         <w:szCs w:val="14"/>
         <w:rFonts w:ascii="Cambria" w:cs="Cambria" w:eastAsia="Cambria" w:hAnsi="Cambria"/>
       </w:rPr>
-      <w:t xml:space="preserve">Generated September 4, 2026  |  California Community Colleges  |  CPL Initiative</w:t>
+      <w:t xml:space="preserve">Generated September 5, 2026  |  California Community Colleges  |  CPL Initiative</w:t>
     </w:r>
     <w:r>
       <w:rPr>

--- a/reports/projects/3.7_Report.docx
+++ b/reports/projects/3.7_Report.docx
@@ -64,7 +64,7 @@
           <w:szCs w:val="19"/>
           <w:rFonts w:ascii="Cambria" w:cs="Cambria" w:eastAsia="Cambria" w:hAnsi="Cambria"/>
         </w:rPr>
-        <w:t xml:space="preserve">September 5, 2026</w:t>
+        <w:t xml:space="preserve">September 6, 2026</w:t>
       </w:r>
     </w:p>
     <w:tbl>
@@ -1060,7 +1060,7 @@
         <w:szCs w:val="14"/>
         <w:rFonts w:ascii="Cambria" w:cs="Cambria" w:eastAsia="Cambria" w:hAnsi="Cambria"/>
       </w:rPr>
-      <w:t xml:space="preserve">Generated September 5, 2026  |  California Community Colleges  |  CPL Initiative</w:t>
+      <w:t xml:space="preserve">Generated September 6, 2026  |  California Community Colleges  |  CPL Initiative</w:t>
     </w:r>
     <w:r>
       <w:rPr>

--- a/reports/projects/3.7_Report.docx
+++ b/reports/projects/3.7_Report.docx
@@ -64,7 +64,7 @@
           <w:szCs w:val="19"/>
           <w:rFonts w:ascii="Cambria" w:cs="Cambria" w:eastAsia="Cambria" w:hAnsi="Cambria"/>
         </w:rPr>
-        <w:t xml:space="preserve">September 6, 2026</w:t>
+        <w:t xml:space="preserve">September 7, 2026</w:t>
       </w:r>
     </w:p>
     <w:tbl>
@@ -1060,7 +1060,7 @@
         <w:szCs w:val="14"/>
         <w:rFonts w:ascii="Cambria" w:cs="Cambria" w:eastAsia="Cambria" w:hAnsi="Cambria"/>
       </w:rPr>
-      <w:t xml:space="preserve">Generated September 6, 2026  |  California Community Colleges  |  CPL Initiative</w:t>
+      <w:t xml:space="preserve">Generated September 7, 2026  |  California Community Colleges  |  CPL Initiative</w:t>
     </w:r>
     <w:r>
       <w:rPr>

--- a/reports/projects/3.7_Report.docx
+++ b/reports/projects/3.7_Report.docx
@@ -64,7 +64,7 @@
           <w:szCs w:val="19"/>
           <w:rFonts w:ascii="Cambria" w:cs="Cambria" w:eastAsia="Cambria" w:hAnsi="Cambria"/>
         </w:rPr>
-        <w:t xml:space="preserve">September 7, 2026</w:t>
+        <w:t xml:space="preserve">September 8, 2026</w:t>
       </w:r>
     </w:p>
     <w:tbl>
@@ -1060,7 +1060,7 @@
         <w:szCs w:val="14"/>
         <w:rFonts w:ascii="Cambria" w:cs="Cambria" w:eastAsia="Cambria" w:hAnsi="Cambria"/>
       </w:rPr>
-      <w:t xml:space="preserve">Generated September 7, 2026  |  California Community Colleges  |  CPL Initiative</w:t>
+      <w:t xml:space="preserve">Generated September 8, 2026  |  California Community Colleges  |  CPL Initiative</w:t>
     </w:r>
     <w:r>
       <w:rPr>

--- a/reports/projects/3.7_Report.docx
+++ b/reports/projects/3.7_Report.docx
@@ -64,7 +64,7 @@
           <w:szCs w:val="19"/>
           <w:rFonts w:ascii="Cambria" w:cs="Cambria" w:eastAsia="Cambria" w:hAnsi="Cambria"/>
         </w:rPr>
-        <w:t xml:space="preserve">September 8, 2026</w:t>
+        <w:t xml:space="preserve">September 10, 2026</w:t>
       </w:r>
     </w:p>
     <w:tbl>
@@ -1060,7 +1060,7 @@
         <w:szCs w:val="14"/>
         <w:rFonts w:ascii="Cambria" w:cs="Cambria" w:eastAsia="Cambria" w:hAnsi="Cambria"/>
       </w:rPr>
-      <w:t xml:space="preserve">Generated September 8, 2026  |  California Community Colleges  |  CPL Initiative</w:t>
+      <w:t xml:space="preserve">Generated September 10, 2026  |  California Community Colleges  |  CPL Initiative</w:t>
     </w:r>
     <w:r>
       <w:rPr>

--- a/reports/projects/3.7_Report.docx
+++ b/reports/projects/3.7_Report.docx
@@ -64,7 +64,7 @@
           <w:szCs w:val="19"/>
           <w:rFonts w:ascii="Cambria" w:cs="Cambria" w:eastAsia="Cambria" w:hAnsi="Cambria"/>
         </w:rPr>
-        <w:t xml:space="preserve">September 10, 2026</w:t>
+        <w:t xml:space="preserve">September 11, 2026</w:t>
       </w:r>
     </w:p>
     <w:tbl>
@@ -1060,7 +1060,7 @@
         <w:szCs w:val="14"/>
         <w:rFonts w:ascii="Cambria" w:cs="Cambria" w:eastAsia="Cambria" w:hAnsi="Cambria"/>
       </w:rPr>
-      <w:t xml:space="preserve">Generated September 10, 2026  |  California Community Colleges  |  CPL Initiative</w:t>
+      <w:t xml:space="preserve">Generated September 11, 2026  |  California Community Colleges  |  CPL Initiative</w:t>
     </w:r>
     <w:r>
       <w:rPr>

--- a/reports/projects/3.7_Report.docx
+++ b/reports/projects/3.7_Report.docx
@@ -64,7 +64,7 @@
           <w:szCs w:val="19"/>
           <w:rFonts w:ascii="Cambria" w:cs="Cambria" w:eastAsia="Cambria" w:hAnsi="Cambria"/>
         </w:rPr>
-        <w:t xml:space="preserve">September 11, 2026</w:t>
+        <w:t xml:space="preserve">September 12, 2026</w:t>
       </w:r>
     </w:p>
     <w:tbl>
@@ -1060,7 +1060,7 @@
         <w:szCs w:val="14"/>
         <w:rFonts w:ascii="Cambria" w:cs="Cambria" w:eastAsia="Cambria" w:hAnsi="Cambria"/>
       </w:rPr>
-      <w:t xml:space="preserve">Generated September 11, 2026  |  California Community Colleges  |  CPL Initiative</w:t>
+      <w:t xml:space="preserve">Generated September 12, 2026  |  California Community Colleges  |  CPL Initiative</w:t>
     </w:r>
     <w:r>
       <w:rPr>
